--- a/hin/docx/037.content.docx
+++ b/hin/docx/037.content.docx
@@ -150,26 +150,6 @@
           <w:lang w:val="hi_IN" w:bidi="hi_IN"/>
         </w:rPr>
         <w:t>ह</w:t>
-      </w:r>
-      <w:r>
-        <w:rPr>
-          <w:lang w:val="hi_IN" w:bidi="hi_IN"/>
-        </w:rPr>
-      </w:r>
-    </w:p>
-    <w:p>
-      <w:pPr/>
-      <w:r>
-        <w:rPr>
-          <w:lang w:val="hi_IN" w:bidi="hi_IN"/>
-        </w:rPr>
-      </w:r>
-      <w:r>
-        <w:rPr>
-          <w:i/>
-          <w:lang w:val="hi_IN" w:bidi="hi_IN"/>
-        </w:rPr>
-        <w:t>हज़ार साल (सहस्राब्दी), हमारा सहायक</w:t>
       </w:r>
       <w:r>
         <w:rPr>

--- a/hin/docx/037.content.docx
+++ b/hin/docx/037.content.docx
@@ -19,7 +19,7 @@
         <w:rPr>
           <w:lang w:val="hi_IN" w:bidi="hi_IN"/>
         </w:rPr>
-        <w:t>Resource: Study Notes - Themes (Tyndale)</w:t>
+        <w:t>Resource: Tyndale Open Study Notes</w:t>
       </w:r>
       <w:r>
         <w:rPr>
@@ -112,7 +112,7 @@
         <w:rPr>
           <w:lang w:val="hi_IN" w:bidi="hi_IN"/>
         </w:rPr>
-        <w:t>Study Notes - Themes (Tyndale)</w:t>
+        <w:t>Tyndale Open Study Notes</w:t>
       </w:r>
     </w:p>
     <w:p>

--- a/hin/docx/037.content.docx
+++ b/hin/docx/037.content.docx
@@ -19,7 +19,7 @@
         <w:rPr>
           <w:lang w:val="hi_IN" w:bidi="hi_IN"/>
         </w:rPr>
-        <w:t>Resource: Tyndale Open Study Notes</w:t>
+        <w:t>Resource: Aquifer Open Study Notes (Themes)</w:t>
       </w:r>
       <w:r>
         <w:rPr>
@@ -112,7 +112,7 @@
         <w:rPr>
           <w:lang w:val="hi_IN" w:bidi="hi_IN"/>
         </w:rPr>
-        <w:t>Tyndale Open Study Notes</w:t>
+        <w:t>Aquifer Open Study Notes (Themes)</w:t>
       </w:r>
     </w:p>
     <w:p>

--- a/hin/docx/037.content.docx
+++ b/hin/docx/037.content.docx
@@ -233,18 +233,12 @@
         </w:rPr>
         <w:t xml:space="preserve">एक सहस्राब्दी 1,000 वर्षों की अवधि होती है। </w:t>
       </w:r>
-      <w:hyperlink r:id="rId13">
-        <w:r>
-          <w:rPr>
-            <w:lang w:val="hi_IN" w:bidi="hi_IN"/>
-          </w:rPr>
-          <w:rPr>
-            <w:color w:val="0000EE"/>
-            <w:u w:val="single"/>
-          </w:rPr>
-          <w:t>प्रकाशितवाक्य 20</w:t>
-        </w:r>
-      </w:hyperlink>
+      <w:r>
+        <w:rPr>
+          <w:lang w:val="hi_IN" w:bidi="hi_IN"/>
+        </w:rPr>
+        <w:t>प्रकाशितवाक्य 20</w:t>
+      </w:r>
       <w:r>
         <w:rPr>
           <w:lang w:val="hi_IN" w:bidi="hi_IN"/>
@@ -344,18 +338,12 @@
         </w:rPr>
         <w:t xml:space="preserve">इन विभिन्न विचारों ने मसीहीयों के बीच संघर्ष उत्पन्न किया है। कई लोगों ने उन व्यक्तियों के साथ मसीही सम्बन्धों को छोड़ दिया है जो अलग राय रखते हैं। परन्तु मसीहीयों को विनम्रता और प्रेम दिखाना चाहिए, और इन मतभेदों को उन्हें विभाजित नहीं करने देना चाहिए। (देखें </w:t>
       </w:r>
-      <w:hyperlink r:id="rId14">
-        <w:r>
-          <w:rPr>
-            <w:lang w:val="hi_IN" w:bidi="hi_IN"/>
-          </w:rPr>
-          <w:rPr>
-            <w:color w:val="0000EE"/>
-            <w:u w:val="single"/>
-          </w:rPr>
-          <w:t>1 पत 3:8</w:t>
-        </w:r>
-      </w:hyperlink>
+      <w:r>
+        <w:rPr>
+          <w:lang w:val="hi_IN" w:bidi="hi_IN"/>
+        </w:rPr>
+        <w:t>1 पत 3:8</w:t>
+      </w:r>
       <w:r>
         <w:rPr>
           <w:lang w:val="hi_IN" w:bidi="hi_IN"/>
@@ -411,18 +399,12 @@
           <w:lang w:val="hi_IN" w:bidi="hi_IN"/>
         </w:rPr>
       </w:r>
-      <w:hyperlink r:id="rId15">
-        <w:r>
-          <w:rPr>
-            <w:lang w:val="hi_IN" w:bidi="hi_IN"/>
-          </w:rPr>
-          <w:rPr>
-            <w:color w:val="0000EE"/>
-            <w:u w:val="single"/>
-          </w:rPr>
-          <w:t>प्रकाशितवाक्य 20:1–10</w:t>
-        </w:r>
-      </w:hyperlink>
+      <w:r>
+        <w:rPr>
+          <w:lang w:val="hi_IN" w:bidi="hi_IN"/>
+        </w:rPr>
+        <w:t>प्रकाशितवाक्य 20:1–10</w:t>
+      </w:r>
       <w:r>
         <w:rPr>
           <w:lang w:val="hi_IN" w:bidi="hi_IN"/>
@@ -484,72 +466,48 @@
         </w:rPr>
         <w:t xml:space="preserve"> पवित्र आत्मा को सन्दर्भित करता है। इस शब्द का शाब्दिक अर्थ है "साथ बुलाया गया" और इसे "मध्‍यस्‍थ" के रूप में वर्णित किया गया है (</w:t>
       </w:r>
-      <w:hyperlink r:id="rId16">
-        <w:r>
-          <w:rPr>
-            <w:lang w:val="hi_IN" w:bidi="hi_IN"/>
-          </w:rPr>
-          <w:rPr>
-            <w:color w:val="0000EE"/>
-            <w:u w:val="single"/>
-          </w:rPr>
-          <w:t>यूह 14:16</w:t>
-        </w:r>
-      </w:hyperlink>
+      <w:r>
+        <w:rPr>
+          <w:lang w:val="hi_IN" w:bidi="hi_IN"/>
+        </w:rPr>
+        <w:t>यूह 14:16</w:t>
+      </w:r>
       <w:r>
         <w:rPr>
           <w:lang w:val="hi_IN" w:bidi="hi_IN"/>
         </w:rPr>
         <w:t xml:space="preserve">, </w:t>
       </w:r>
-      <w:hyperlink r:id="rId17">
-        <w:r>
-          <w:rPr>
-            <w:lang w:val="hi_IN" w:bidi="hi_IN"/>
-          </w:rPr>
-          <w:rPr>
-            <w:color w:val="0000EE"/>
-            <w:u w:val="single"/>
-          </w:rPr>
-          <w:t>26</w:t>
-        </w:r>
-      </w:hyperlink>
+      <w:r>
+        <w:rPr>
+          <w:lang w:val="hi_IN" w:bidi="hi_IN"/>
+        </w:rPr>
+        <w:t>26</w:t>
+      </w:r>
       <w:r>
         <w:rPr>
           <w:lang w:val="hi_IN" w:bidi="hi_IN"/>
         </w:rPr>
         <w:t xml:space="preserve">; </w:t>
       </w:r>
-      <w:hyperlink r:id="rId18">
-        <w:r>
-          <w:rPr>
-            <w:lang w:val="hi_IN" w:bidi="hi_IN"/>
-          </w:rPr>
-          <w:rPr>
-            <w:color w:val="0000EE"/>
-            <w:u w:val="single"/>
-          </w:rPr>
-          <w:t>15:26</w:t>
-        </w:r>
-      </w:hyperlink>
+      <w:r>
+        <w:rPr>
+          <w:lang w:val="hi_IN" w:bidi="hi_IN"/>
+        </w:rPr>
+        <w:t>15:26</w:t>
+      </w:r>
       <w:r>
         <w:rPr>
           <w:lang w:val="hi_IN" w:bidi="hi_IN"/>
         </w:rPr>
         <w:t xml:space="preserve">; </w:t>
       </w:r>
-      <w:hyperlink r:id="rId19">
-        <w:r>
-          <w:rPr>
-            <w:lang w:val="hi_IN" w:bidi="hi_IN"/>
-          </w:rPr>
-          <w:rPr>
-            <w:color w:val="0000EE"/>
-            <w:u w:val="single"/>
-          </w:rPr>
-          <w:t>16:7</w:t>
-        </w:r>
-      </w:hyperlink>
+      <w:r>
+        <w:rPr>
+          <w:lang w:val="hi_IN" w:bidi="hi_IN"/>
+        </w:rPr>
+        <w:t>16:7</w:t>
+      </w:r>
       <w:r>
         <w:rPr>
           <w:lang w:val="hi_IN" w:bidi="hi_IN"/>
@@ -611,144 +569,96 @@
         </w:rPr>
         <w:t xml:space="preserve"> "सहायक" के रूप में वर्णित किया (</w:t>
       </w:r>
-      <w:hyperlink r:id="rId16">
-        <w:r>
-          <w:rPr>
-            <w:lang w:val="hi_IN" w:bidi="hi_IN"/>
-          </w:rPr>
-          <w:rPr>
-            <w:color w:val="0000EE"/>
-            <w:u w:val="single"/>
-          </w:rPr>
-          <w:t>यूह 14:16</w:t>
-        </w:r>
-      </w:hyperlink>
+      <w:r>
+        <w:rPr>
+          <w:lang w:val="hi_IN" w:bidi="hi_IN"/>
+        </w:rPr>
+        <w:t>यूह 14:16</w:t>
+      </w:r>
       <w:r>
         <w:rPr>
           <w:lang w:val="hi_IN" w:bidi="hi_IN"/>
         </w:rPr>
         <w:t xml:space="preserve">)। यीशु, जो पहला सहायक हैं, ने पवित्र आत्मा को दूसरे सहायक के रूप में भेजा (देखें </w:t>
       </w:r>
-      <w:hyperlink r:id="rId20">
-        <w:r>
-          <w:rPr>
-            <w:lang w:val="hi_IN" w:bidi="hi_IN"/>
-          </w:rPr>
-          <w:rPr>
-            <w:color w:val="0000EE"/>
-            <w:u w:val="single"/>
-          </w:rPr>
-          <w:t>1 यूह 2:1</w:t>
-        </w:r>
-      </w:hyperlink>
+      <w:r>
+        <w:rPr>
+          <w:lang w:val="hi_IN" w:bidi="hi_IN"/>
+        </w:rPr>
+        <w:t>1 यूह 2:1</w:t>
+      </w:r>
       <w:r>
         <w:rPr>
           <w:lang w:val="hi_IN" w:bidi="hi_IN"/>
         </w:rPr>
         <w:t xml:space="preserve">)। </w:t>
       </w:r>
-      <w:hyperlink r:id="rId21">
-        <w:r>
-          <w:rPr>
-            <w:lang w:val="hi_IN" w:bidi="hi_IN"/>
-          </w:rPr>
-          <w:rPr>
-            <w:color w:val="0000EE"/>
-            <w:u w:val="single"/>
-          </w:rPr>
-          <w:t>यूहन्ना 14–16</w:t>
-        </w:r>
-      </w:hyperlink>
+      <w:r>
+        <w:rPr>
+          <w:lang w:val="hi_IN" w:bidi="hi_IN"/>
+        </w:rPr>
+        <w:t>यूहन्ना 14–16</w:t>
+      </w:r>
       <w:r>
         <w:rPr>
           <w:lang w:val="hi_IN" w:bidi="hi_IN"/>
         </w:rPr>
         <w:t xml:space="preserve"> में वर्णित आत्मा का प्रत्येक कार्य, सुसमाचार की कहानियों में अन्यत्र यीशु द्वारा किया गया कार्य है। यीशु ने वादा किया कि पवित्र आत्मा उनके अनुयायियों को प्रोत्साहित करने, निर्देश देने और सशक्त करने के लिए आएंगें। आत्मा यीशु की उपस्थिति को उनके चेलों के बीच बनाए रखेंगे। आत्मा के बारे में पाँच वादे आत्मा के विभिन्न कार्यों को दर्शाते हैं (</w:t>
       </w:r>
-      <w:hyperlink r:id="rId22">
-        <w:r>
-          <w:rPr>
-            <w:lang w:val="hi_IN" w:bidi="hi_IN"/>
-          </w:rPr>
-          <w:rPr>
-            <w:color w:val="0000EE"/>
-            <w:u w:val="single"/>
-          </w:rPr>
-          <w:t>यूह 14:16–17</w:t>
-        </w:r>
-      </w:hyperlink>
+      <w:r>
+        <w:rPr>
+          <w:lang w:val="hi_IN" w:bidi="hi_IN"/>
+        </w:rPr>
+        <w:t>यूह 14:16–17</w:t>
+      </w:r>
       <w:r>
         <w:rPr>
           <w:lang w:val="hi_IN" w:bidi="hi_IN"/>
         </w:rPr>
         <w:t xml:space="preserve">, </w:t>
       </w:r>
-      <w:hyperlink r:id="rId17">
-        <w:r>
-          <w:rPr>
-            <w:lang w:val="hi_IN" w:bidi="hi_IN"/>
-          </w:rPr>
-          <w:rPr>
-            <w:color w:val="0000EE"/>
-            <w:u w:val="single"/>
-          </w:rPr>
-          <w:t>26</w:t>
-        </w:r>
-      </w:hyperlink>
+      <w:r>
+        <w:rPr>
+          <w:lang w:val="hi_IN" w:bidi="hi_IN"/>
+        </w:rPr>
+        <w:t>26</w:t>
+      </w:r>
       <w:r>
         <w:rPr>
           <w:lang w:val="hi_IN" w:bidi="hi_IN"/>
         </w:rPr>
         <w:t xml:space="preserve">; </w:t>
       </w:r>
-      <w:hyperlink r:id="rId18">
-        <w:r>
-          <w:rPr>
-            <w:lang w:val="hi_IN" w:bidi="hi_IN"/>
-          </w:rPr>
-          <w:rPr>
-            <w:color w:val="0000EE"/>
-            <w:u w:val="single"/>
-          </w:rPr>
-          <w:t>15:26</w:t>
-        </w:r>
-      </w:hyperlink>
+      <w:r>
+        <w:rPr>
+          <w:lang w:val="hi_IN" w:bidi="hi_IN"/>
+        </w:rPr>
+        <w:t>15:26</w:t>
+      </w:r>
       <w:r>
         <w:rPr>
           <w:lang w:val="hi_IN" w:bidi="hi_IN"/>
         </w:rPr>
         <w:t xml:space="preserve">; </w:t>
       </w:r>
-      <w:hyperlink r:id="rId23">
-        <w:r>
-          <w:rPr>
-            <w:lang w:val="hi_IN" w:bidi="hi_IN"/>
-          </w:rPr>
-          <w:rPr>
-            <w:color w:val="0000EE"/>
-            <w:u w:val="single"/>
-          </w:rPr>
-          <w:t>16:7–8</w:t>
-        </w:r>
-      </w:hyperlink>
+      <w:r>
+        <w:rPr>
+          <w:lang w:val="hi_IN" w:bidi="hi_IN"/>
+        </w:rPr>
+        <w:t>16:7–8</w:t>
+      </w:r>
       <w:r>
         <w:rPr>
           <w:lang w:val="hi_IN" w:bidi="hi_IN"/>
         </w:rPr>
         <w:t xml:space="preserve">, </w:t>
       </w:r>
-      <w:hyperlink r:id="rId24">
-        <w:r>
-          <w:rPr>
-            <w:lang w:val="hi_IN" w:bidi="hi_IN"/>
-          </w:rPr>
-          <w:rPr>
-            <w:color w:val="0000EE"/>
-            <w:u w:val="single"/>
-          </w:rPr>
-          <w:t>13–14</w:t>
-        </w:r>
-      </w:hyperlink>
+      <w:r>
+        <w:rPr>
+          <w:lang w:val="hi_IN" w:bidi="hi_IN"/>
+        </w:rPr>
+        <w:t>13–14</w:t>
+      </w:r>
       <w:r>
         <w:rPr>
           <w:lang w:val="hi_IN" w:bidi="hi_IN"/>
@@ -769,54 +679,36 @@
         </w:rPr>
         <w:t xml:space="preserve">यीशु के चेलों के लिए पवित्र आत्मा उनकी मृत्यु के बाद उपलब्ध हो गई (देखें </w:t>
       </w:r>
-      <w:hyperlink r:id="rId25">
-        <w:r>
-          <w:rPr>
-            <w:lang w:val="hi_IN" w:bidi="hi_IN"/>
-          </w:rPr>
-          <w:rPr>
-            <w:color w:val="0000EE"/>
-            <w:u w:val="single"/>
-          </w:rPr>
-          <w:t>यूह 7:39</w:t>
-        </w:r>
-      </w:hyperlink>
+      <w:r>
+        <w:rPr>
+          <w:lang w:val="hi_IN" w:bidi="hi_IN"/>
+        </w:rPr>
+        <w:t>यूह 7:39</w:t>
+      </w:r>
       <w:r>
         <w:rPr>
           <w:lang w:val="hi_IN" w:bidi="hi_IN"/>
         </w:rPr>
         <w:t xml:space="preserve">; </w:t>
       </w:r>
-      <w:hyperlink r:id="rId26">
-        <w:r>
-          <w:rPr>
-            <w:lang w:val="hi_IN" w:bidi="hi_IN"/>
-          </w:rPr>
-          <w:rPr>
-            <w:color w:val="0000EE"/>
-            <w:u w:val="single"/>
-          </w:rPr>
-          <w:t>20:22</w:t>
-        </w:r>
-      </w:hyperlink>
+      <w:r>
+        <w:rPr>
+          <w:lang w:val="hi_IN" w:bidi="hi_IN"/>
+        </w:rPr>
+        <w:t>20:22</w:t>
+      </w:r>
       <w:r>
         <w:rPr>
           <w:lang w:val="hi_IN" w:bidi="hi_IN"/>
         </w:rPr>
         <w:t>)। पवित्र आत्मा अब यीशु के कार्य और उपस्थिति को मसीहियों के जीवन में जारी रखते हैं (</w:t>
       </w:r>
-      <w:hyperlink r:id="rId27">
-        <w:r>
-          <w:rPr>
-            <w:lang w:val="hi_IN" w:bidi="hi_IN"/>
-          </w:rPr>
-          <w:rPr>
-            <w:color w:val="0000EE"/>
-            <w:u w:val="single"/>
-          </w:rPr>
-          <w:t>14:16–26</w:t>
-        </w:r>
-      </w:hyperlink>
+      <w:r>
+        <w:rPr>
+          <w:lang w:val="hi_IN" w:bidi="hi_IN"/>
+        </w:rPr>
+        <w:t>14:16–26</w:t>
+      </w:r>
       <w:r>
         <w:rPr>
           <w:lang w:val="hi_IN" w:bidi="hi_IN"/>
@@ -846,288 +738,192 @@
           <w:lang w:val="hi_IN" w:bidi="hi_IN"/>
         </w:rPr>
       </w:r>
-      <w:hyperlink r:id="rId28">
-        <w:r>
-          <w:rPr>
-            <w:lang w:val="hi_IN" w:bidi="hi_IN"/>
-          </w:rPr>
-          <w:rPr>
-            <w:color w:val="0000EE"/>
-            <w:u w:val="single"/>
-          </w:rPr>
-          <w:t>1 शमूएल 2:25</w:t>
-        </w:r>
-      </w:hyperlink>
+      <w:r>
+        <w:rPr>
+          <w:lang w:val="hi_IN" w:bidi="hi_IN"/>
+        </w:rPr>
+        <w:t>1 शमूएल 2:25</w:t>
+      </w:r>
       <w:r>
         <w:rPr>
           <w:lang w:val="hi_IN" w:bidi="hi_IN"/>
         </w:rPr>
         <w:t xml:space="preserve">; </w:t>
       </w:r>
-      <w:hyperlink r:id="rId29">
-        <w:r>
-          <w:rPr>
-            <w:lang w:val="hi_IN" w:bidi="hi_IN"/>
-          </w:rPr>
-          <w:rPr>
-            <w:color w:val="0000EE"/>
-            <w:u w:val="single"/>
-          </w:rPr>
-          <w:t>24:15</w:t>
-        </w:r>
-      </w:hyperlink>
+      <w:r>
+        <w:rPr>
+          <w:lang w:val="hi_IN" w:bidi="hi_IN"/>
+        </w:rPr>
+        <w:t>24:15</w:t>
+      </w:r>
       <w:r>
         <w:rPr>
           <w:lang w:val="hi_IN" w:bidi="hi_IN"/>
         </w:rPr>
         <w:t xml:space="preserve">; </w:t>
       </w:r>
-      <w:hyperlink r:id="rId30">
-        <w:r>
-          <w:rPr>
-            <w:lang w:val="hi_IN" w:bidi="hi_IN"/>
-          </w:rPr>
-          <w:rPr>
-            <w:color w:val="0000EE"/>
-            <w:u w:val="single"/>
-          </w:rPr>
-          <w:t>2 शमूएल 15:12</w:t>
-        </w:r>
-      </w:hyperlink>
+      <w:r>
+        <w:rPr>
+          <w:lang w:val="hi_IN" w:bidi="hi_IN"/>
+        </w:rPr>
+        <w:t>2 शमूएल 15:12</w:t>
+      </w:r>
       <w:r>
         <w:rPr>
           <w:lang w:val="hi_IN" w:bidi="hi_IN"/>
         </w:rPr>
         <w:t xml:space="preserve">; </w:t>
       </w:r>
-      <w:hyperlink r:id="rId31">
-        <w:r>
-          <w:rPr>
-            <w:lang w:val="hi_IN" w:bidi="hi_IN"/>
-          </w:rPr>
-          <w:rPr>
-            <w:color w:val="0000EE"/>
-            <w:u w:val="single"/>
-          </w:rPr>
-          <w:t>1 राजाओं 12:6–14</w:t>
-        </w:r>
-      </w:hyperlink>
+      <w:r>
+        <w:rPr>
+          <w:lang w:val="hi_IN" w:bidi="hi_IN"/>
+        </w:rPr>
+        <w:t>1 राजाओं 12:6–14</w:t>
+      </w:r>
       <w:r>
         <w:rPr>
           <w:lang w:val="hi_IN" w:bidi="hi_IN"/>
         </w:rPr>
         <w:t xml:space="preserve">; </w:t>
       </w:r>
-      <w:hyperlink r:id="rId32">
-        <w:r>
-          <w:rPr>
-            <w:lang w:val="hi_IN" w:bidi="hi_IN"/>
-          </w:rPr>
-          <w:rPr>
-            <w:color w:val="0000EE"/>
-            <w:u w:val="single"/>
-          </w:rPr>
-          <w:t>1 इतिहास 27:32</w:t>
-        </w:r>
-      </w:hyperlink>
+      <w:r>
+        <w:rPr>
+          <w:lang w:val="hi_IN" w:bidi="hi_IN"/>
+        </w:rPr>
+        <w:t>1 इतिहास 27:32</w:t>
+      </w:r>
       <w:r>
         <w:rPr>
           <w:lang w:val="hi_IN" w:bidi="hi_IN"/>
         </w:rPr>
         <w:t xml:space="preserve">; </w:t>
       </w:r>
-      <w:hyperlink r:id="rId33">
-        <w:r>
-          <w:rPr>
-            <w:lang w:val="hi_IN" w:bidi="hi_IN"/>
-          </w:rPr>
-          <w:rPr>
-            <w:color w:val="0000EE"/>
-            <w:u w:val="single"/>
-          </w:rPr>
-          <w:t>अय्यूब 16:18–22</w:t>
-        </w:r>
-      </w:hyperlink>
+      <w:r>
+        <w:rPr>
+          <w:lang w:val="hi_IN" w:bidi="hi_IN"/>
+        </w:rPr>
+        <w:t>अय्यूब 16:18–22</w:t>
+      </w:r>
       <w:r>
         <w:rPr>
           <w:lang w:val="hi_IN" w:bidi="hi_IN"/>
         </w:rPr>
         <w:t xml:space="preserve">; </w:t>
       </w:r>
-      <w:hyperlink r:id="rId34">
-        <w:r>
-          <w:rPr>
-            <w:lang w:val="hi_IN" w:bidi="hi_IN"/>
-          </w:rPr>
-          <w:rPr>
-            <w:color w:val="0000EE"/>
-            <w:u w:val="single"/>
-          </w:rPr>
-          <w:t>यशायाह 1:26</w:t>
-        </w:r>
-      </w:hyperlink>
+      <w:r>
+        <w:rPr>
+          <w:lang w:val="hi_IN" w:bidi="hi_IN"/>
+        </w:rPr>
+        <w:t>यशायाह 1:26</w:t>
+      </w:r>
       <w:r>
         <w:rPr>
           <w:lang w:val="hi_IN" w:bidi="hi_IN"/>
         </w:rPr>
         <w:t xml:space="preserve">; </w:t>
       </w:r>
-      <w:hyperlink r:id="rId35">
-        <w:r>
-          <w:rPr>
-            <w:lang w:val="hi_IN" w:bidi="hi_IN"/>
-          </w:rPr>
-          <w:rPr>
-            <w:color w:val="0000EE"/>
-            <w:u w:val="single"/>
-          </w:rPr>
-          <w:t>9:6</w:t>
-        </w:r>
-      </w:hyperlink>
+      <w:r>
+        <w:rPr>
+          <w:lang w:val="hi_IN" w:bidi="hi_IN"/>
+        </w:rPr>
+        <w:t>9:6</w:t>
+      </w:r>
       <w:r>
         <w:rPr>
           <w:lang w:val="hi_IN" w:bidi="hi_IN"/>
         </w:rPr>
         <w:t xml:space="preserve">; </w:t>
       </w:r>
-      <w:hyperlink r:id="rId36">
-        <w:r>
-          <w:rPr>
-            <w:lang w:val="hi_IN" w:bidi="hi_IN"/>
-          </w:rPr>
-          <w:rPr>
-            <w:color w:val="0000EE"/>
-            <w:u w:val="single"/>
-          </w:rPr>
-          <w:t>यूहन्ना 14:1–16:15</w:t>
-        </w:r>
-      </w:hyperlink>
+      <w:r>
+        <w:rPr>
+          <w:lang w:val="hi_IN" w:bidi="hi_IN"/>
+        </w:rPr>
+        <w:t>यूहन्ना 14:1–16:15</w:t>
+      </w:r>
       <w:r>
         <w:rPr>
           <w:lang w:val="hi_IN" w:bidi="hi_IN"/>
         </w:rPr>
         <w:t xml:space="preserve">; </w:t>
       </w:r>
-      <w:hyperlink r:id="rId37">
-        <w:r>
-          <w:rPr>
-            <w:lang w:val="hi_IN" w:bidi="hi_IN"/>
-          </w:rPr>
-          <w:rPr>
-            <w:color w:val="0000EE"/>
-            <w:u w:val="single"/>
-          </w:rPr>
-          <w:t>गलातियों 3:19–20</w:t>
-        </w:r>
-      </w:hyperlink>
+      <w:r>
+        <w:rPr>
+          <w:lang w:val="hi_IN" w:bidi="hi_IN"/>
+        </w:rPr>
+        <w:t>गलातियों 3:19–20</w:t>
+      </w:r>
       <w:r>
         <w:rPr>
           <w:lang w:val="hi_IN" w:bidi="hi_IN"/>
         </w:rPr>
         <w:t xml:space="preserve">; </w:t>
       </w:r>
-      <w:hyperlink r:id="rId38">
-        <w:r>
-          <w:rPr>
-            <w:lang w:val="hi_IN" w:bidi="hi_IN"/>
-          </w:rPr>
-          <w:rPr>
-            <w:color w:val="0000EE"/>
-            <w:u w:val="single"/>
-          </w:rPr>
-          <w:t>6:13</w:t>
-        </w:r>
-      </w:hyperlink>
+      <w:r>
+        <w:rPr>
+          <w:lang w:val="hi_IN" w:bidi="hi_IN"/>
+        </w:rPr>
+        <w:t>6:13</w:t>
+      </w:r>
       <w:r>
         <w:rPr>
           <w:lang w:val="hi_IN" w:bidi="hi_IN"/>
         </w:rPr>
         <w:t xml:space="preserve">; </w:t>
       </w:r>
-      <w:hyperlink r:id="rId39">
-        <w:r>
-          <w:rPr>
-            <w:lang w:val="hi_IN" w:bidi="hi_IN"/>
-          </w:rPr>
-          <w:rPr>
-            <w:color w:val="0000EE"/>
-            <w:u w:val="single"/>
-          </w:rPr>
-          <w:t>1 तीमुथियुस 2:5</w:t>
-        </w:r>
-      </w:hyperlink>
+      <w:r>
+        <w:rPr>
+          <w:lang w:val="hi_IN" w:bidi="hi_IN"/>
+        </w:rPr>
+        <w:t>1 तीमुथियुस 2:5</w:t>
+      </w:r>
       <w:r>
         <w:rPr>
           <w:lang w:val="hi_IN" w:bidi="hi_IN"/>
         </w:rPr>
         <w:t xml:space="preserve">; </w:t>
       </w:r>
-      <w:hyperlink r:id="rId40">
-        <w:r>
-          <w:rPr>
-            <w:lang w:val="hi_IN" w:bidi="hi_IN"/>
-          </w:rPr>
-          <w:rPr>
-            <w:color w:val="0000EE"/>
-            <w:u w:val="single"/>
-          </w:rPr>
-          <w:t>इब्रानियों 8:6</w:t>
-        </w:r>
-      </w:hyperlink>
+      <w:r>
+        <w:rPr>
+          <w:lang w:val="hi_IN" w:bidi="hi_IN"/>
+        </w:rPr>
+        <w:t>इब्रानियों 8:6</w:t>
+      </w:r>
       <w:r>
         <w:rPr>
           <w:lang w:val="hi_IN" w:bidi="hi_IN"/>
         </w:rPr>
         <w:t xml:space="preserve">; </w:t>
       </w:r>
-      <w:hyperlink r:id="rId41">
-        <w:r>
-          <w:rPr>
-            <w:lang w:val="hi_IN" w:bidi="hi_IN"/>
-          </w:rPr>
-          <w:rPr>
-            <w:color w:val="0000EE"/>
-            <w:u w:val="single"/>
-          </w:rPr>
-          <w:t>9:15</w:t>
-        </w:r>
-      </w:hyperlink>
+      <w:r>
+        <w:rPr>
+          <w:lang w:val="hi_IN" w:bidi="hi_IN"/>
+        </w:rPr>
+        <w:t>9:15</w:t>
+      </w:r>
       <w:r>
         <w:rPr>
           <w:lang w:val="hi_IN" w:bidi="hi_IN"/>
         </w:rPr>
         <w:t xml:space="preserve">; </w:t>
       </w:r>
-      <w:hyperlink r:id="rId42">
-        <w:r>
-          <w:rPr>
-            <w:lang w:val="hi_IN" w:bidi="hi_IN"/>
-          </w:rPr>
-          <w:rPr>
-            <w:color w:val="0000EE"/>
-            <w:u w:val="single"/>
-          </w:rPr>
-          <w:t>12:24</w:t>
-        </w:r>
-      </w:hyperlink>
+      <w:r>
+        <w:rPr>
+          <w:lang w:val="hi_IN" w:bidi="hi_IN"/>
+        </w:rPr>
+        <w:t>12:24</w:t>
+      </w:r>
       <w:r>
         <w:rPr>
           <w:lang w:val="hi_IN" w:bidi="hi_IN"/>
         </w:rPr>
         <w:t xml:space="preserve">; </w:t>
       </w:r>
-      <w:hyperlink r:id="rId20">
-        <w:r>
-          <w:rPr>
-            <w:lang w:val="hi_IN" w:bidi="hi_IN"/>
-          </w:rPr>
-          <w:rPr>
-            <w:color w:val="0000EE"/>
-            <w:u w:val="single"/>
-          </w:rPr>
-          <w:t>1 यूहन्ना 2:1</w:t>
-        </w:r>
-      </w:hyperlink>
+      <w:r>
+        <w:rPr>
+          <w:lang w:val="hi_IN" w:bidi="hi_IN"/>
+        </w:rPr>
+        <w:t>1 यूहन्ना 2:1</w:t>
+      </w:r>
       <w:r>
         <w:rPr>
           <w:lang w:val="hi_IN" w:bidi="hi_IN"/>
